--- a/docs/4. Convenio de entrega digital de documentos laborales.docx
+++ b/docs/4. Convenio de entrega digital de documentos laborales.docx
@@ -539,7 +539,7 @@
           <w:sz w:val="20"/>
           <w:szCs w:val="20"/>
         </w:rPr>
-        <w:t xml:space="preserve">EL(LA) TRABAJADOR(A) ingresa al Sistema con un usuario único y una contraseña personal. La contraseña inicial es su número de documento de identidad, y el Sistema le exige cambiarla en su primer ingreso; desde entonces solo él(ella) la conoce.</w:t>
+        <w:t xml:space="preserve">EL(LA) TRABAJADOR(A) ingresa al Sistema con un usuario único y una contraseña personal. El acceso inicial es temporal y se le entrega de forma personal; en su primer ingreso, el Sistema le exige crear su propia contraseña, que desde entonces solo él(ella) conoce.</w:t>
       </w:r>
     </w:p>
     <w:p>
